--- a/MetroFlow.docx
+++ b/MetroFlow.docx
@@ -3,31 +3,61 @@
 <w:document xmlns:wpc="http://schemas.microsoft.com/office/word/2010/wordprocessingCanvas" xmlns:cx="http://schemas.microsoft.com/office/drawing/2014/chartex" xmlns:cx1="http://schemas.microsoft.com/office/drawing/2015/9/8/chartex" xmlns:cx2="http://schemas.microsoft.com/office/drawing/2015/10/21/chartex" xmlns:cx3="http://schemas.microsoft.com/office/drawing/2016/5/9/chartex" xmlns:cx4="http://schemas.microsoft.com/office/drawing/2016/5/10/chartex" xmlns:cx5="http://schemas.microsoft.com/office/drawing/2016/5/11/chartex" xmlns:cx6="http://schemas.microsoft.com/office/drawing/2016/5/12/chartex" xmlns:cx7="http://schemas.microsoft.com/office/drawing/2016/5/13/chartex" xmlns:cx8="http://schemas.microsoft.com/office/drawing/2016/5/14/chartex" xmlns:mc="http://schemas.openxmlformats.org/markup-compatibility/2006" xmlns:aink="http://schemas.microsoft.com/office/drawing/2016/ink" xmlns:am3d="http://schemas.microsoft.com/office/drawing/2017/model3d" xmlns:o="urn:schemas-microsoft-com:office:office" xmlns:oel="http://schemas.microsoft.com/office/2019/extlst" xmlns:r="http://schemas.openxmlformats.org/officeDocument/2006/relationships" xmlns:m="http://schemas.openxmlformats.org/officeDocument/2006/math" xmlns:v="urn:schemas-microsoft-com:vml" xmlns:wp14="http://schemas.microsoft.com/office/word/2010/wordprocessingDrawing" xmlns:wp="http://schemas.openxmlformats.org/drawingml/2006/wordprocessingDrawing" xmlns:w10="urn:schemas-microsoft-com:office:word" xmlns:w="http://schemas.openxmlformats.org/wordprocessingml/2006/main" xmlns:w14="http://schemas.microsoft.com/office/word/2010/wordml" xmlns:w15="http://schemas.microsoft.com/office/word/2012/wordml" xmlns:w16cex="http://schemas.microsoft.com/office/word/2018/wordml/cex" xmlns:w16cid="http://schemas.microsoft.com/office/word/2016/wordml/cid" xmlns:w16="http://schemas.microsoft.com/office/word/2018/wordml" xmlns:w16sdtdh="http://schemas.microsoft.com/office/word/2020/wordml/sdtdatahash" xmlns:w16se="http://schemas.microsoft.com/office/word/2015/wordml/symex" xmlns:wpg="http://schemas.microsoft.com/office/word/2010/wordprocessingGroup" xmlns:wpi="http://schemas.microsoft.com/office/word/2010/wordprocessingInk" xmlns:wne="http://schemas.microsoft.com/office/word/2006/wordml" xmlns:wps="http://schemas.microsoft.com/office/word/2010/wordprocessingShape" mc:Ignorable="w14 w15 w16se w16cid w16 w16cex w16sdtdh wp14">
   <w:body>
     <w:p>
+      <w:pPr>
+        <w:rPr>
+          <w:rFonts w:hint="eastAsia"/>
+        </w:rPr>
+      </w:pPr>
       <w:r>
         <w:t>MetroFlow 进阶功能开发文档：城市规划痛点分析模块</w:t>
       </w:r>
     </w:p>
     <w:p>
+      <w:pPr>
+        <w:rPr>
+          <w:rFonts w:hint="eastAsia"/>
+        </w:rPr>
+      </w:pPr>
       <w:r>
         <w:t>1. 总体说明</w:t>
       </w:r>
     </w:p>
     <w:p>
+      <w:pPr>
+        <w:rPr>
+          <w:rFonts w:hint="eastAsia"/>
+        </w:rPr>
+      </w:pPr>
       <w:r>
         <w:t>本阶段开发旨在将 MetroFlow 从一个“数据展示型”系统升级为“痛点诊断型”可视化分析工具。基于现有的纯前端技术栈（HTML+CSS+原生 JS+SVG/Canvas），通过引入派生指标和对比视图，直观揭示北京地铁网络在职住分离、拓扑结构、形态特征以及系统韧性方面的四大城市规划痛点。</w:t>
       </w:r>
     </w:p>
     <w:p>
+      <w:pPr>
+        <w:rPr>
+          <w:rFonts w:hint="eastAsia"/>
+        </w:rPr>
+      </w:pPr>
       <w:r>
         <w:t>2. 模块一：量化并高亮“极端通勤”（睡城痛点）</w:t>
       </w:r>
     </w:p>
     <w:p>
+      <w:pPr>
+        <w:rPr>
+          <w:rFonts w:hint="eastAsia"/>
+        </w:rPr>
+      </w:pPr>
       <w:r>
         <w:t>业务目标：暴露郊区线路（如昌平线、八通线）严重的潮汐不平衡现象，反映极端的职住分离与运力浪费。</w:t>
       </w:r>
     </w:p>
     <w:p>
+      <w:pPr>
+        <w:rPr>
+          <w:rFonts w:hint="eastAsia"/>
+        </w:rPr>
+      </w:pPr>
       <w:r>
         <w:t>2.1 算法与逻辑 (js/dataLoader.js 或 js/flowClassifier.js)</w:t>
       </w:r>
@@ -38,6 +68,9 @@
           <w:ilvl w:val="0"/>
           <w:numId w:val="10"/>
         </w:numPr>
+        <w:rPr>
+          <w:rFonts w:hint="eastAsia"/>
+        </w:rPr>
       </w:pPr>
       <w:r>
         <w:t>指标定义：潮汐极差指数 (Tidal Imbalance Index, TII)。</w:t>
@@ -49,6 +82,9 @@
           <w:ilvl w:val="0"/>
           <w:numId w:val="10"/>
         </w:numPr>
+        <w:rPr>
+          <w:rFonts w:hint="eastAsia"/>
+        </w:rPr>
       </w:pPr>
       <w:r>
         <w:t>计算公式：TII = Max(inbound, outbound) / Min(inbound, outbound)。</w:t>
@@ -60,6 +96,9 @@
           <w:ilvl w:val="1"/>
           <w:numId w:val="10"/>
         </w:numPr>
+        <w:rPr>
+          <w:rFonts w:hint="eastAsia"/>
+        </w:rPr>
       </w:pPr>
       <w:r>
         <w:rPr>
@@ -75,6 +114,9 @@
           <w:ilvl w:val="0"/>
           <w:numId w:val="10"/>
         </w:numPr>
+        <w:rPr>
+          <w:rFonts w:hint="eastAsia"/>
+        </w:rPr>
       </w:pPr>
       <w:r>
         <w:t>触发条件：仅在“日模式”或“时模式”下计算（因年月模式无方向区分或已被抹平）。</w:t>
@@ -86,12 +128,20 @@
           <w:ilvl w:val="0"/>
           <w:numId w:val="10"/>
         </w:numPr>
+        <w:rPr>
+          <w:rFonts w:hint="eastAsia"/>
+        </w:rPr>
       </w:pPr>
       <w:r>
         <w:t>阈值设定：定义 TII &gt; 3.0 的线路为“极端潮汐”线路。</w:t>
       </w:r>
     </w:p>
     <w:p>
+      <w:pPr>
+        <w:rPr>
+          <w:rFonts w:hint="eastAsia"/>
+        </w:rPr>
+      </w:pPr>
       <w:r>
         <w:t>2.2 视图层修改 (js/main.js &amp; css/style.css)</w:t>
       </w:r>
@@ -102,6 +152,9 @@
           <w:ilvl w:val="0"/>
           <w:numId w:val="11"/>
         </w:numPr>
+        <w:rPr>
+          <w:rFonts w:hint="eastAsia"/>
+        </w:rPr>
       </w:pPr>
       <w:r>
         <w:t>排名列表强化：在 DOM 渲染排名列表时，若某线路 TII &gt; 3.0，在对应的线路名称后追加一个醒目的红色 Tag &lt;span class="tag-extreme-tidal"&gt;极端潮汐&lt;/span&gt;。</w:t>
@@ -113,22 +166,40 @@
           <w:ilvl w:val="0"/>
           <w:numId w:val="11"/>
         </w:numPr>
+        <w:rPr>
+          <w:rFonts w:hint="eastAsia"/>
+        </w:rPr>
       </w:pPr>
       <w:r>
         <w:t>小多图视觉提示 (js/smallMultiples.js)：在 7×4 的 Grid 布局中，为判定为极端潮汐线路的卡片容器添加特定的 CSS Class（如 border: 1px solid rgba(255, 0, 0, 0.5); background-color: rgba(255,0,0,0.05);），使用户在全局概览时迅速定位异常线路。</w:t>
       </w:r>
     </w:p>
     <w:p>
+      <w:pPr>
+        <w:rPr>
+          <w:rFonts w:hint="eastAsia"/>
+        </w:rPr>
+      </w:pPr>
       <w:r>
         <w:t>3. 模块二：换乘交汇压力预警（隐形枢纽崩溃风险）</w:t>
       </w:r>
     </w:p>
     <w:p>
+      <w:pPr>
+        <w:rPr>
+          <w:rFonts w:hint="eastAsia"/>
+        </w:rPr>
+      </w:pPr>
       <w:r>
         <w:t>业务目标：通过线路压力反推枢纽压力，揭示放射状线路对环线核心节点的“毒性蔓延”效应。</w:t>
       </w:r>
     </w:p>
     <w:p>
+      <w:pPr>
+        <w:rPr>
+          <w:rFonts w:hint="eastAsia"/>
+        </w:rPr>
+      </w:pPr>
       <w:r>
         <w:t>3.1 算法与逻辑 (js/transferStations.js)</w:t>
       </w:r>
@@ -139,6 +210,9 @@
           <w:ilvl w:val="0"/>
           <w:numId w:val="12"/>
         </w:numPr>
+        <w:rPr>
+          <w:rFonts w:hint="eastAsia"/>
+        </w:rPr>
       </w:pPr>
       <w:r>
         <w:t>压力值计算：每次时间帧更新（或拖拽进度条）时，重新计算各换乘站的实时压力值。</w:t>
@@ -150,6 +224,9 @@
           <w:ilvl w:val="0"/>
           <w:numId w:val="12"/>
         </w:numPr>
+        <w:rPr>
+          <w:rFonts w:hint="eastAsia"/>
+        </w:rPr>
       </w:pPr>
       <w:r>
         <w:t>公式：StationPressure = ∑(Tier_of_intersecting_line_i)。</w:t>
@@ -161,6 +238,9 @@
           <w:ilvl w:val="1"/>
           <w:numId w:val="12"/>
         </w:numPr>
+        <w:rPr>
+          <w:rFonts w:hint="eastAsia"/>
+        </w:rPr>
       </w:pPr>
       <w:r>
         <w:t>例如：某站点经过三条线，当前 Tier 分别为 5, 6, 2，则压力值为 13。</w:t>
@@ -172,254 +252,40 @@
           <w:ilvl w:val="0"/>
           <w:numId w:val="12"/>
         </w:numPr>
+        <w:rPr>
+          <w:rFonts w:hint="eastAsia"/>
+        </w:rPr>
       </w:pPr>
       <w:r>
         <w:t>高危阈值：设定压力值大于某阈值（如 &gt;= 12）为“高危节点”。</w:t>
       </w:r>
     </w:p>
     <w:p>
-      <w:r>
-        <w:t>3.2 视图层修改 (js/svgRenderer.js &amp; css/style.css)</w:t>
-      </w:r>
-    </w:p>
-    <w:p>
-      <w:pPr>
-        <w:numPr>
-          <w:ilvl w:val="0"/>
-          <w:numId w:val="13"/>
-        </w:numPr>
-      </w:pPr>
-      <w:r>
-        <w:t>SVG 节点映射：在 &lt;circle class="transfer-station"&gt; 元素上动态添加 data-pressure 属性或对应的 class。</w:t>
-      </w:r>
-    </w:p>
-    <w:p>
-      <w:pPr>
-        <w:numPr>
-          <w:ilvl w:val="0"/>
-          <w:numId w:val="13"/>
-        </w:numPr>
-      </w:pPr>
-      <w:r>
-        <w:t>CSS 动画实现：利用纯 CSS 性能最优。</w:t>
-      </w:r>
-    </w:p>
-    <w:p>
-      <w:pPr>
-        <w:numPr>
-          <w:ilvl w:val="0"/>
-          <w:numId w:val="13"/>
-        </w:numPr>
-        <w:tabs>
-          <w:tab w:val="clear" w:pos="720"/>
-        </w:tabs>
-      </w:pPr>
-      <w:r>
-        <w:t>/* 默认换乘站状态 */</w:t>
-      </w:r>
-    </w:p>
-    <w:p>
-      <w:pPr>
-        <w:numPr>
-          <w:ilvl w:val="0"/>
-          <w:numId w:val="13"/>
-        </w:numPr>
-        <w:tabs>
-          <w:tab w:val="clear" w:pos="720"/>
-        </w:tabs>
-      </w:pPr>
-      <w:r>
-        <w:t>.transfer-station { stroke: #fff; fill: #1a2a40; transition: all 0.3s ease; }</w:t>
-      </w:r>
-    </w:p>
-    <w:p>
-      <w:pPr>
-        <w:numPr>
-          <w:ilvl w:val="0"/>
-          <w:numId w:val="13"/>
-        </w:numPr>
-        <w:tabs>
-          <w:tab w:val="clear" w:pos="720"/>
-        </w:tabs>
-      </w:pPr>
-    </w:p>
-    <w:p>
-      <w:pPr>
-        <w:numPr>
-          <w:ilvl w:val="0"/>
-          <w:numId w:val="13"/>
-        </w:numPr>
-        <w:tabs>
-          <w:tab w:val="clear" w:pos="720"/>
-        </w:tabs>
-      </w:pPr>
-      <w:r>
-        <w:t>/* 高危枢纽报警状态 */</w:t>
-      </w:r>
-    </w:p>
-    <w:p>
-      <w:pPr>
-        <w:numPr>
-          <w:ilvl w:val="0"/>
-          <w:numId w:val="13"/>
-        </w:numPr>
-        <w:tabs>
-          <w:tab w:val="clear" w:pos="720"/>
-        </w:tabs>
-      </w:pPr>
-      <w:r>
-        <w:t>.transfer-station.high-risk {</w:t>
-      </w:r>
-    </w:p>
-    <w:p>
-      <w:pPr>
-        <w:numPr>
-          <w:ilvl w:val="0"/>
-          <w:numId w:val="13"/>
-        </w:numPr>
-        <w:tabs>
-          <w:tab w:val="clear" w:pos="720"/>
-        </w:tabs>
-      </w:pPr>
-      <w:r>
-        <w:t xml:space="preserve">    stroke: #ff4444; </w:t>
-      </w:r>
-    </w:p>
-    <w:p>
-      <w:pPr>
-        <w:numPr>
-          <w:ilvl w:val="0"/>
-          <w:numId w:val="13"/>
-        </w:numPr>
-        <w:tabs>
-          <w:tab w:val="clear" w:pos="720"/>
-        </w:tabs>
-      </w:pPr>
-      <w:r>
-        <w:t xml:space="preserve">    fill: rgba(255, 68, 68, 0.3);</w:t>
-      </w:r>
-    </w:p>
-    <w:p>
-      <w:pPr>
-        <w:numPr>
-          <w:ilvl w:val="0"/>
-          <w:numId w:val="13"/>
-        </w:numPr>
-        <w:tabs>
-          <w:tab w:val="clear" w:pos="720"/>
-        </w:tabs>
-      </w:pPr>
-      <w:r>
-        <w:t xml:space="preserve">    animation: pulse-danger 1.5s infinite;</w:t>
-      </w:r>
-    </w:p>
-    <w:p>
-      <w:pPr>
-        <w:numPr>
-          <w:ilvl w:val="0"/>
-          <w:numId w:val="13"/>
-        </w:numPr>
-        <w:tabs>
-          <w:tab w:val="clear" w:pos="720"/>
-        </w:tabs>
-      </w:pPr>
-      <w:r>
-        <w:t>}</w:t>
-      </w:r>
-    </w:p>
-    <w:p>
-      <w:pPr>
-        <w:numPr>
-          <w:ilvl w:val="0"/>
-          <w:numId w:val="13"/>
-        </w:numPr>
-        <w:tabs>
-          <w:tab w:val="clear" w:pos="720"/>
-        </w:tabs>
-      </w:pPr>
-    </w:p>
-    <w:p>
-      <w:pPr>
-        <w:numPr>
-          <w:ilvl w:val="0"/>
-          <w:numId w:val="13"/>
-        </w:numPr>
-        <w:tabs>
-          <w:tab w:val="clear" w:pos="720"/>
-        </w:tabs>
-      </w:pPr>
-      <w:r>
-        <w:lastRenderedPageBreak/>
-        <w:t>@keyframes pulse-danger {</w:t>
-      </w:r>
-    </w:p>
-    <w:p>
-      <w:pPr>
-        <w:numPr>
-          <w:ilvl w:val="0"/>
-          <w:numId w:val="13"/>
-        </w:numPr>
-        <w:tabs>
-          <w:tab w:val="clear" w:pos="720"/>
-        </w:tabs>
-      </w:pPr>
-      <w:r>
-        <w:t xml:space="preserve">    0% { r: 5px; stroke-width: 2px; stroke-opacity: 1; }</w:t>
-      </w:r>
-    </w:p>
-    <w:p>
-      <w:pPr>
-        <w:numPr>
-          <w:ilvl w:val="0"/>
-          <w:numId w:val="13"/>
-        </w:numPr>
-        <w:tabs>
-          <w:tab w:val="clear" w:pos="720"/>
-        </w:tabs>
-      </w:pPr>
-      <w:r>
-        <w:t xml:space="preserve">    50% { r: 12px; stroke-width: 0px; stroke-opacity: 0.5; }</w:t>
-      </w:r>
-    </w:p>
-    <w:p>
-      <w:pPr>
-        <w:numPr>
-          <w:ilvl w:val="0"/>
-          <w:numId w:val="13"/>
-        </w:numPr>
-        <w:tabs>
-          <w:tab w:val="clear" w:pos="720"/>
-        </w:tabs>
-      </w:pPr>
-      <w:r>
-        <w:t xml:space="preserve">    100% { r: 5px; stroke-width: 2px; stroke-opacity: 1; }</w:t>
-      </w:r>
-    </w:p>
-    <w:p>
-      <w:pPr>
-        <w:numPr>
-          <w:ilvl w:val="0"/>
-          <w:numId w:val="13"/>
-        </w:numPr>
-        <w:tabs>
-          <w:tab w:val="clear" w:pos="720"/>
-        </w:tabs>
-      </w:pPr>
-      <w:r>
-        <w:t>}</w:t>
-      </w:r>
-    </w:p>
-    <w:p>
+      <w:pPr>
+        <w:rPr>
+          <w:rFonts w:hint="eastAsia"/>
+        </w:rPr>
+      </w:pPr>
       <w:r>
         <w:t>4. 模块三：运力调度的两难（线路形态聚类）</w:t>
       </w:r>
     </w:p>
     <w:p>
+      <w:pPr>
+        <w:rPr>
+          <w:rFonts w:hint="eastAsia"/>
+        </w:rPr>
+      </w:pPr>
       <w:r>
         <w:t>业务目标：区分“全天候过载（长明灯）”与“早晚瞬间脉冲”两类线路，辅助运力检修调度分析。</w:t>
       </w:r>
     </w:p>
     <w:p>
+      <w:pPr>
+        <w:rPr>
+          <w:rFonts w:hint="eastAsia"/>
+        </w:rPr>
+      </w:pPr>
       <w:r>
         <w:t>4.1 算法与逻辑 (js/ridgelinePlot.js)</w:t>
       </w:r>
@@ -430,6 +296,9 @@
           <w:ilvl w:val="0"/>
           <w:numId w:val="14"/>
         </w:numPr>
+        <w:rPr>
+          <w:rFonts w:hint="eastAsia"/>
+        </w:rPr>
       </w:pPr>
       <w:r>
         <w:t>指标计算：计算每条线路 18 小时客流的方差 (Variance) 或 峰谷比 (Peak-to-Average Ratio)。</w:t>
@@ -441,6 +310,9 @@
           <w:ilvl w:val="1"/>
           <w:numId w:val="14"/>
         </w:numPr>
+        <w:rPr>
+          <w:rFonts w:hint="eastAsia"/>
+        </w:rPr>
       </w:pPr>
       <w:r>
         <w:t>方差大/峰谷比高 -&gt; “双峰深谷型”（通勤线路）。</w:t>
@@ -452,12 +324,20 @@
           <w:ilvl w:val="1"/>
           <w:numId w:val="14"/>
         </w:numPr>
+        <w:rPr>
+          <w:rFonts w:hint="eastAsia"/>
+        </w:rPr>
       </w:pPr>
       <w:r>
         <w:t>方差小/峰谷比低且均值高 -&gt; “高原型”（核心区长明灯线路）。</w:t>
       </w:r>
     </w:p>
     <w:p>
+      <w:pPr>
+        <w:rPr>
+          <w:rFonts w:hint="eastAsia"/>
+        </w:rPr>
+      </w:pPr>
       <w:r>
         <w:t>4.2 视图层修改</w:t>
       </w:r>
@@ -468,6 +348,9 @@
           <w:ilvl w:val="0"/>
           <w:numId w:val="15"/>
         </w:numPr>
+        <w:rPr>
+          <w:rFonts w:hint="eastAsia"/>
+        </w:rPr>
       </w:pPr>
       <w:r>
         <w:t>UI 控制器：在山脊图的全屏视图中，增加一个下拉选择器或 Toggle 按钮：[排序方式：按总客流 (默认) | 按形态特征 (双峰 vs 平缓)]。</w:t>
@@ -479,22 +362,41 @@
           <w:ilvl w:val="0"/>
           <w:numId w:val="15"/>
         </w:numPr>
+        <w:rPr>
+          <w:rFonts w:hint="eastAsia"/>
+        </w:rPr>
       </w:pPr>
       <w:r>
         <w:t>重绘逻辑：当用户切换排序方式时，基于上述指标重新排列 28 条折线在 Y 轴上的层叠顺序。用户将看到平坦、宽厚的“高原山脉”聚集在一端，而尖锐的“双子峰”聚集在另一端，视觉冲击力极强。</w:t>
       </w:r>
     </w:p>
     <w:p>
-      <w:r>
+      <w:pPr>
+        <w:rPr>
+          <w:rFonts w:hint="eastAsia"/>
+        </w:rPr>
+      </w:pPr>
+      <w:r>
+        <w:lastRenderedPageBreak/>
         <w:t>5. 模块四：系统韧性测试（异常扰动差异图）</w:t>
       </w:r>
     </w:p>
     <w:p>
+      <w:pPr>
+        <w:rPr>
+          <w:rFonts w:hint="eastAsia"/>
+        </w:rPr>
+      </w:pPr>
       <w:r>
         <w:t>业务目标：暴露在暴雨、大雪等极端天气下，缺乏替代方案而面临瘫痪的脆弱路段。</w:t>
       </w:r>
     </w:p>
     <w:p>
+      <w:pPr>
+        <w:rPr>
+          <w:rFonts w:hint="eastAsia"/>
+        </w:rPr>
+      </w:pPr>
       <w:r>
         <w:t>5.1 数据处理 (js/dataLoader.js)</w:t>
       </w:r>
@@ -505,6 +407,9 @@
           <w:ilvl w:val="0"/>
           <w:numId w:val="16"/>
         </w:numPr>
+        <w:rPr>
+          <w:rFonts w:hint="eastAsia"/>
+        </w:rPr>
       </w:pPr>
       <w:r>
         <w:t>基准线搜索 (Baseline Matcher)：编写一个工具函数。当用户选择某一天（如 weather === 'rain' 的周二），向前或向后在一个月内查找最近的一个 weather === 'normal' 且同为星期几（保证 day_type 相同，如都是工作日）的日期作为基准日 (Baseline)。</w:t>
@@ -516,6 +421,9 @@
           <w:ilvl w:val="1"/>
           <w:numId w:val="16"/>
         </w:numPr>
+        <w:rPr>
+          <w:rFonts w:hint="eastAsia"/>
+        </w:rPr>
       </w:pPr>
       <w:r>
         <w:rPr>
@@ -534,6 +442,9 @@
           <w:ilvl w:val="0"/>
           <w:numId w:val="16"/>
         </w:numPr>
+        <w:rPr>
+          <w:rFonts w:hint="eastAsia"/>
+        </w:rPr>
       </w:pPr>
       <w:r>
         <w:t>计算 Delta 与数据结构构建：</w:t>
@@ -545,6 +456,9 @@
           <w:ilvl w:val="1"/>
           <w:numId w:val="16"/>
         </w:numPr>
+        <w:rPr>
+          <w:rFonts w:hint="eastAsia"/>
+        </w:rPr>
       </w:pPr>
       <w:r>
         <w:t>对当日 28 条线路分别计算与基准日的差异百分比。</w:t>
@@ -556,6 +470,9 @@
           <w:ilvl w:val="1"/>
           <w:numId w:val="16"/>
         </w:numPr>
+        <w:rPr>
+          <w:rFonts w:hint="eastAsia"/>
+        </w:rPr>
       </w:pPr>
       <w:r>
         <w:t>Delta_Percentage = (异常日 total - 正常日 total) / 正常日 total</w:t>
@@ -567,6 +484,9 @@
           <w:ilvl w:val="1"/>
           <w:numId w:val="16"/>
         </w:numPr>
+        <w:rPr>
+          <w:rFonts w:hint="eastAsia"/>
+        </w:rPr>
       </w:pPr>
       <w:r>
         <w:rPr>
@@ -580,6 +500,11 @@
       </w:r>
     </w:p>
     <w:p>
+      <w:pPr>
+        <w:rPr>
+          <w:rFonts w:hint="eastAsia"/>
+        </w:rPr>
+      </w:pPr>
       <w:r>
         <w:t>5.2 渲染与编码 (js/flowClassifier.js、js/svgRenderer.js &amp; js/main.js)</w:t>
       </w:r>
@@ -590,6 +515,9 @@
           <w:ilvl w:val="0"/>
           <w:numId w:val="17"/>
         </w:numPr>
+        <w:rPr>
+          <w:rFonts w:hint="eastAsia"/>
+        </w:rPr>
       </w:pPr>
       <w:r>
         <w:t>模式切换与 UI 控制 (js/main.js)：</w:t>
@@ -601,6 +529,9 @@
           <w:ilvl w:val="1"/>
           <w:numId w:val="17"/>
         </w:numPr>
+        <w:rPr>
+          <w:rFonts w:hint="eastAsia"/>
+        </w:rPr>
       </w:pPr>
       <w:r>
         <w:t>在主控栏新增一个 Toggle 开关：「</w:t>
@@ -621,6 +552,9 @@
           <w:ilvl w:val="1"/>
           <w:numId w:val="17"/>
         </w:numPr>
+        <w:rPr>
+          <w:rFonts w:hint="eastAsia"/>
+        </w:rPr>
       </w:pPr>
       <w:r>
         <w:t>点击进入该模式时，自动暂停时间轴播放（对比模式更适合静态截面分析）。</w:t>
@@ -632,6 +566,9 @@
           <w:ilvl w:val="1"/>
           <w:numId w:val="17"/>
         </w:numPr>
+        <w:rPr>
+          <w:rFonts w:hint="eastAsia"/>
+        </w:rPr>
       </w:pPr>
       <w:r>
         <w:t>底部图例自动卸载 Viridis 六档图例，动态挂载发散色带的说明图例。</w:t>
@@ -643,6 +580,9 @@
           <w:ilvl w:val="0"/>
           <w:numId w:val="17"/>
         </w:numPr>
+        <w:rPr>
+          <w:rFonts w:hint="eastAsia"/>
+        </w:rPr>
       </w:pPr>
       <w:r>
         <w:t>色差与线宽双重映射 (Divergent Scale) (js/flowClassifier.js)：</w:t>
@@ -654,6 +594,9 @@
           <w:ilvl w:val="1"/>
           <w:numId w:val="17"/>
         </w:numPr>
+        <w:rPr>
+          <w:rFonts w:hint="eastAsia"/>
+        </w:rPr>
       </w:pPr>
       <w:r>
         <w:t>放弃绝对值的 Viridis 编码，采用基于增量百分比的 RdBu (Red-White-Blue) 发散色带。建议使用的具体 HEX 色值：</w:t>
@@ -665,6 +608,9 @@
           <w:ilvl w:val="2"/>
           <w:numId w:val="17"/>
         </w:numPr>
+        <w:rPr>
+          <w:rFonts w:hint="eastAsia"/>
+        </w:rPr>
       </w:pPr>
       <w:r>
         <w:t>&gt; +20%: 深红 #b2182b (运力激增，极度拥挤，往往由于地面交通瘫痪引发)</w:t>
@@ -676,6 +622,9 @@
           <w:ilvl w:val="2"/>
           <w:numId w:val="17"/>
         </w:numPr>
+        <w:rPr>
+          <w:rFonts w:hint="eastAsia"/>
+        </w:rPr>
       </w:pPr>
       <w:r>
         <w:t>+5% ~ +20%: 浅红 #f4a582 (客流显著上涨)</w:t>
@@ -687,9 +636,11 @@
           <w:ilvl w:val="2"/>
           <w:numId w:val="17"/>
         </w:numPr>
-      </w:pPr>
-      <w:r>
-        <w:lastRenderedPageBreak/>
+        <w:rPr>
+          <w:rFonts w:hint="eastAsia"/>
+        </w:rPr>
+      </w:pPr>
+      <w:r>
         <w:t>-5% ~ +5%: 浅灰 #f7f7f7 (客流平稳，无明显波动)</w:t>
       </w:r>
     </w:p>
@@ -699,6 +650,9 @@
           <w:ilvl w:val="2"/>
           <w:numId w:val="17"/>
         </w:numPr>
+        <w:rPr>
+          <w:rFonts w:hint="eastAsia"/>
+        </w:rPr>
       </w:pPr>
       <w:r>
         <w:t>-20% ~ -5%: 浅蓝 #92c5de (客流轻微下降)</w:t>
@@ -710,6 +664,9 @@
           <w:ilvl w:val="2"/>
           <w:numId w:val="17"/>
         </w:numPr>
+        <w:rPr>
+          <w:rFonts w:hint="eastAsia"/>
+        </w:rPr>
       </w:pPr>
       <w:r>
         <w:t>&lt; -20%: 深蓝 #2166ac (客流大幅流失)</w:t>
@@ -721,6 +678,9 @@
           <w:ilvl w:val="1"/>
           <w:numId w:val="17"/>
         </w:numPr>
+        <w:rPr>
+          <w:rFonts w:hint="eastAsia"/>
+        </w:rPr>
       </w:pPr>
       <w:r>
         <w:rPr>
@@ -739,6 +699,9 @@
           <w:ilvl w:val="0"/>
           <w:numId w:val="17"/>
         </w:numPr>
+        <w:rPr>
+          <w:rFonts w:hint="eastAsia"/>
+        </w:rPr>
       </w:pPr>
       <w:r>
         <w:t>提示气泡 (Tooltip) (js/tooltip.js)：</w:t>
@@ -750,6 +713,9 @@
           <w:ilvl w:val="1"/>
           <w:numId w:val="17"/>
         </w:numPr>
+        <w:rPr>
+          <w:rFonts w:hint="eastAsia"/>
+        </w:rPr>
       </w:pPr>
       <w:r>
         <w:t>拦截并重写原有的 Hover 逻辑。在此模式下，鼠标悬浮线路时，Tooltip 需展示包含上下文的对比明细卡片。</w:t>
@@ -761,6 +727,9 @@
           <w:ilvl w:val="1"/>
           <w:numId w:val="17"/>
         </w:numPr>
+        <w:rPr>
+          <w:rFonts w:hint="eastAsia"/>
+        </w:rPr>
       </w:pPr>
       <w:r>
         <w:rPr>
@@ -782,6 +751,9 @@
         <w:tabs>
           <w:tab w:val="clear" w:pos="1440"/>
         </w:tabs>
+        <w:rPr>
+          <w:rFonts w:hint="eastAsia"/>
+        </w:rPr>
       </w:pPr>
       <w:r>
         <w:t>&lt;div class="tooltip-header"&gt;6号线&lt;/div&gt;</w:t>
@@ -796,6 +768,9 @@
         <w:tabs>
           <w:tab w:val="clear" w:pos="1440"/>
         </w:tabs>
+        <w:rPr>
+          <w:rFonts w:hint="eastAsia"/>
+        </w:rPr>
       </w:pPr>
       <w:r>
         <w:t>&lt;div class="tooltip-body"&gt;</w:t>
@@ -810,6 +785,9 @@
         <w:tabs>
           <w:tab w:val="clear" w:pos="1440"/>
         </w:tabs>
+        <w:rPr>
+          <w:rFonts w:hint="eastAsia"/>
+        </w:rPr>
       </w:pPr>
       <w:r>
         <w:t xml:space="preserve">    相比平时同日（&lt;span class="baseline-date"&gt;2023-07-11&lt;/span&gt;），客流猛增 </w:t>
@@ -824,6 +802,9 @@
         <w:tabs>
           <w:tab w:val="clear" w:pos="1440"/>
         </w:tabs>
+        <w:rPr>
+          <w:rFonts w:hint="eastAsia"/>
+        </w:rPr>
       </w:pPr>
       <w:r>
         <w:t xml:space="preserve">    &lt;strong style="color: #b2182b;"&gt;+34.0%&lt;/strong&gt;</w:t>
@@ -838,6 +819,9 @@
         <w:tabs>
           <w:tab w:val="clear" w:pos="1440"/>
         </w:tabs>
+        <w:rPr>
+          <w:rFonts w:hint="eastAsia"/>
+        </w:rPr>
       </w:pPr>
       <w:r>
         <w:t>&lt;/div&gt;</w:t>
@@ -852,6 +836,9 @@
         <w:tabs>
           <w:tab w:val="clear" w:pos="1440"/>
         </w:tabs>
+        <w:rPr>
+          <w:rFonts w:hint="eastAsia"/>
+        </w:rPr>
       </w:pPr>
       <w:r>
         <w:t>&lt;div class="tooltip-footer"&gt;由 150 万人次 ↗ 201 万人次&lt;/div&gt;</w:t>
@@ -872,6 +859,64 @@
     </w:sectPr>
   </w:body>
 </w:document>
+</file>
+
+<file path=word/endnotes.xml><?xml version="1.0" encoding="utf-8"?>
+<w:endnotes xmlns:wpc="http://schemas.microsoft.com/office/word/2010/wordprocessingCanvas" xmlns:cx="http://schemas.microsoft.com/office/drawing/2014/chartex" xmlns:cx1="http://schemas.microsoft.com/office/drawing/2015/9/8/chartex" xmlns:cx2="http://schemas.microsoft.com/office/drawing/2015/10/21/chartex" xmlns:cx3="http://schemas.microsoft.com/office/drawing/2016/5/9/chartex" xmlns:cx4="http://schemas.microsoft.com/office/drawing/2016/5/10/chartex" xmlns:cx5="http://schemas.microsoft.com/office/drawing/2016/5/11/chartex" xmlns:cx6="http://schemas.microsoft.com/office/drawing/2016/5/12/chartex" xmlns:cx7="http://schemas.microsoft.com/office/drawing/2016/5/13/chartex" xmlns:cx8="http://schemas.microsoft.com/office/drawing/2016/5/14/chartex" xmlns:mc="http://schemas.openxmlformats.org/markup-compatibility/2006" xmlns:aink="http://schemas.microsoft.com/office/drawing/2016/ink" xmlns:am3d="http://schemas.microsoft.com/office/drawing/2017/model3d" xmlns:o="urn:schemas-microsoft-com:office:office" xmlns:oel="http://schemas.microsoft.com/office/2019/extlst" xmlns:r="http://schemas.openxmlformats.org/officeDocument/2006/relationships" xmlns:m="http://schemas.openxmlformats.org/officeDocument/2006/math" xmlns:v="urn:schemas-microsoft-com:vml" xmlns:wp14="http://schemas.microsoft.com/office/word/2010/wordprocessingDrawing" xmlns:wp="http://schemas.openxmlformats.org/drawingml/2006/wordprocessingDrawing" xmlns:w10="urn:schemas-microsoft-com:office:word" xmlns:w="http://schemas.openxmlformats.org/wordprocessingml/2006/main" xmlns:w14="http://schemas.microsoft.com/office/word/2010/wordml" xmlns:w15="http://schemas.microsoft.com/office/word/2012/wordml" xmlns:w16cex="http://schemas.microsoft.com/office/word/2018/wordml/cex" xmlns:w16cid="http://schemas.microsoft.com/office/word/2016/wordml/cid" xmlns:w16="http://schemas.microsoft.com/office/word/2018/wordml" xmlns:w16sdtdh="http://schemas.microsoft.com/office/word/2020/wordml/sdtdatahash" xmlns:w16se="http://schemas.microsoft.com/office/word/2015/wordml/symex" xmlns:wpg="http://schemas.microsoft.com/office/word/2010/wordprocessingGroup" xmlns:wpi="http://schemas.microsoft.com/office/word/2010/wordprocessingInk" xmlns:wne="http://schemas.microsoft.com/office/word/2006/wordml" xmlns:wps="http://schemas.microsoft.com/office/word/2010/wordprocessingShape" mc:Ignorable="w14 w15 w16se w16cid w16 w16cex w16sdtdh wp14">
+  <w:endnote w:type="separator" w:id="-1">
+    <w:p>
+      <w:pPr>
+        <w:rPr>
+          <w:rFonts w:hint="eastAsia"/>
+        </w:rPr>
+      </w:pPr>
+      <w:r>
+        <w:separator/>
+      </w:r>
+    </w:p>
+  </w:endnote>
+  <w:endnote w:type="continuationSeparator" w:id="0">
+    <w:p>
+      <w:pPr>
+        <w:rPr>
+          <w:rFonts w:hint="eastAsia"/>
+        </w:rPr>
+      </w:pPr>
+      <w:r>
+        <w:continuationSeparator/>
+      </w:r>
+    </w:p>
+  </w:endnote>
+</w:endnotes>
+</file>
+
+<file path=word/footnotes.xml><?xml version="1.0" encoding="utf-8"?>
+<w:footnotes xmlns:wpc="http://schemas.microsoft.com/office/word/2010/wordprocessingCanvas" xmlns:cx="http://schemas.microsoft.com/office/drawing/2014/chartex" xmlns:cx1="http://schemas.microsoft.com/office/drawing/2015/9/8/chartex" xmlns:cx2="http://schemas.microsoft.com/office/drawing/2015/10/21/chartex" xmlns:cx3="http://schemas.microsoft.com/office/drawing/2016/5/9/chartex" xmlns:cx4="http://schemas.microsoft.com/office/drawing/2016/5/10/chartex" xmlns:cx5="http://schemas.microsoft.com/office/drawing/2016/5/11/chartex" xmlns:cx6="http://schemas.microsoft.com/office/drawing/2016/5/12/chartex" xmlns:cx7="http://schemas.microsoft.com/office/drawing/2016/5/13/chartex" xmlns:cx8="http://schemas.microsoft.com/office/drawing/2016/5/14/chartex" xmlns:mc="http://schemas.openxmlformats.org/markup-compatibility/2006" xmlns:aink="http://schemas.microsoft.com/office/drawing/2016/ink" xmlns:am3d="http://schemas.microsoft.com/office/drawing/2017/model3d" xmlns:o="urn:schemas-microsoft-com:office:office" xmlns:oel="http://schemas.microsoft.com/office/2019/extlst" xmlns:r="http://schemas.openxmlformats.org/officeDocument/2006/relationships" xmlns:m="http://schemas.openxmlformats.org/officeDocument/2006/math" xmlns:v="urn:schemas-microsoft-com:vml" xmlns:wp14="http://schemas.microsoft.com/office/word/2010/wordprocessingDrawing" xmlns:wp="http://schemas.openxmlformats.org/drawingml/2006/wordprocessingDrawing" xmlns:w10="urn:schemas-microsoft-com:office:word" xmlns:w="http://schemas.openxmlformats.org/wordprocessingml/2006/main" xmlns:w14="http://schemas.microsoft.com/office/word/2010/wordml" xmlns:w15="http://schemas.microsoft.com/office/word/2012/wordml" xmlns:w16cex="http://schemas.microsoft.com/office/word/2018/wordml/cex" xmlns:w16cid="http://schemas.microsoft.com/office/word/2016/wordml/cid" xmlns:w16="http://schemas.microsoft.com/office/word/2018/wordml" xmlns:w16sdtdh="http://schemas.microsoft.com/office/word/2020/wordml/sdtdatahash" xmlns:w16se="http://schemas.microsoft.com/office/word/2015/wordml/symex" xmlns:wpg="http://schemas.microsoft.com/office/word/2010/wordprocessingGroup" xmlns:wpi="http://schemas.microsoft.com/office/word/2010/wordprocessingInk" xmlns:wne="http://schemas.microsoft.com/office/word/2006/wordml" xmlns:wps="http://schemas.microsoft.com/office/word/2010/wordprocessingShape" mc:Ignorable="w14 w15 w16se w16cid w16 w16cex w16sdtdh wp14">
+  <w:footnote w:type="separator" w:id="-1">
+    <w:p>
+      <w:pPr>
+        <w:rPr>
+          <w:rFonts w:hint="eastAsia"/>
+        </w:rPr>
+      </w:pPr>
+      <w:r>
+        <w:separator/>
+      </w:r>
+    </w:p>
+  </w:footnote>
+  <w:footnote w:type="continuationSeparator" w:id="0">
+    <w:p>
+      <w:pPr>
+        <w:rPr>
+          <w:rFonts w:hint="eastAsia"/>
+        </w:rPr>
+      </w:pPr>
+      <w:r>
+        <w:continuationSeparator/>
+      </w:r>
+    </w:p>
+  </w:footnote>
+</w:footnotes>
 </file>
 
 <file path=word/numbering.xml><?xml version="1.0" encoding="utf-8"?>
@@ -4030,6 +4075,7 @@
   <w:style w:type="character" w:default="1" w:styleId="a0">
     <w:name w:val="Default Paragraph Font"/>
     <w:uiPriority w:val="1"/>
+    <w:semiHidden/>
     <w:unhideWhenUsed/>
   </w:style>
   <w:style w:type="table" w:default="1" w:styleId="a1">
@@ -4346,6 +4392,68 @@
       <w:smallCaps/>
       <w:color w:val="0F4761" w:themeColor="accent1" w:themeShade="BF"/>
       <w:spacing w:val="5"/>
+    </w:rPr>
+  </w:style>
+  <w:style w:type="paragraph" w:styleId="ae">
+    <w:name w:val="header"/>
+    <w:basedOn w:val="a"/>
+    <w:link w:val="af"/>
+    <w:uiPriority w:val="99"/>
+    <w:unhideWhenUsed/>
+    <w:rsid w:val="00FB25AF"/>
+    <w:pPr>
+      <w:tabs>
+        <w:tab w:val="center" w:pos="4153"/>
+        <w:tab w:val="right" w:pos="8306"/>
+      </w:tabs>
+      <w:snapToGrid w:val="0"/>
+      <w:jc w:val="center"/>
+    </w:pPr>
+    <w:rPr>
+      <w:sz w:val="18"/>
+      <w:szCs w:val="18"/>
+    </w:rPr>
+  </w:style>
+  <w:style w:type="character" w:customStyle="1" w:styleId="af">
+    <w:name w:val="页眉 字符"/>
+    <w:basedOn w:val="a0"/>
+    <w:link w:val="ae"/>
+    <w:uiPriority w:val="99"/>
+    <w:rsid w:val="00FB25AF"/>
+    <w:rPr>
+      <w:sz w:val="18"/>
+      <w:szCs w:val="18"/>
+    </w:rPr>
+  </w:style>
+  <w:style w:type="paragraph" w:styleId="af0">
+    <w:name w:val="footer"/>
+    <w:basedOn w:val="a"/>
+    <w:link w:val="af1"/>
+    <w:uiPriority w:val="99"/>
+    <w:unhideWhenUsed/>
+    <w:rsid w:val="00FB25AF"/>
+    <w:pPr>
+      <w:tabs>
+        <w:tab w:val="center" w:pos="4153"/>
+        <w:tab w:val="right" w:pos="8306"/>
+      </w:tabs>
+      <w:snapToGrid w:val="0"/>
+      <w:jc w:val="left"/>
+    </w:pPr>
+    <w:rPr>
+      <w:sz w:val="18"/>
+      <w:szCs w:val="18"/>
+    </w:rPr>
+  </w:style>
+  <w:style w:type="character" w:customStyle="1" w:styleId="af1">
+    <w:name w:val="页脚 字符"/>
+    <w:basedOn w:val="a0"/>
+    <w:link w:val="af0"/>
+    <w:uiPriority w:val="99"/>
+    <w:rsid w:val="00FB25AF"/>
+    <w:rPr>
+      <w:sz w:val="18"/>
+      <w:szCs w:val="18"/>
     </w:rPr>
   </w:style>
 </w:styles>
